--- a/en/wisdom-stories/three-scenes.docx
+++ b/en/wisdom-stories/three-scenes.docx
@@ -79,7 +79,7 @@
         <w:rPr>
           <w:lang/>
         </w:rPr>
-        <w:t>Pondering these sights, the young man reached a city. At its entrance, he greeted a kindly old man, who stopped to speak with him. The traveller described the strange scenes and asked what they meant.</w:t>
+        <w:t xml:space="preserve">Pondering these sights, the young man reached a city. At its entrance, he greeted a kindly old man, who stopped to speak with him. The traveler described the strange scenes and asked what they meant.</w:t>
       </w:r>
     </w:p>
     <w:p>
@@ -131,7 +131,7 @@
         <w:rPr>
           <w:lang/>
         </w:rPr>
-        <w:t>“The man lifting stones represents how people become accustomed to wrongdoing. The first time someone does wrong, their conscience weighs heavily on them. Unless they feel remorse and change their ways, doing it again becomes easier. A sin left unrepented can open the door to another.”</w:t>
+        <w:t>“The man lifting stones represents how people become accustomed to wrongdoing. The first time someone does wrong, their conscience weighs heavily on them. Unless they feel remorse and change their ways, doing it again becomes easier. An unrepented sin can open the door to another.”</w:t>
       </w:r>
     </w:p>
     <w:p>
